--- a/hin/docx/30.content.docx
+++ b/hin/docx/30.content.docx
@@ -136,13 +136,6 @@
         <w:rPr>
           <w:lang w:val="hi_IN" w:bidi="hi_IN"/>
         </w:rPr>
-      </w:r>
-      <w:r>
-        <w:rPr>
-          <w:i/>
-          <w:lang w:val="hi_IN" w:bidi="hi_IN"/>
-        </w:rPr>
-        <w:t>आमोस 1:1, आमोस 1:1 (#2), आमोस 1:3, आमोस 1:6, आमोस 1:7, आमोस 1:9, आमोस 1:11, आमोस 1:13, आमोस 1:14, आमोस 1:15, आमोस 2:1, आमोस 2:4, आमोस 2:5, आमोस 2:7, आमोस 2:9, आमोस 2:12, आमोस 2:12 (#2), आमोस 2:14, आमोस 2:15–16, आमोस 3:1, आमोस 3:2, आमोस 3:3, आमोस 3:6, आमोस 3:7, आमोस 3:9, आमोस 3:10, आमोस 3:11, आमोस 3:12, आमोस 3:13–14, आमोस 4:1, आमोस 4:1 (#2), आमोस 4:2, आमोस 4:4–5, आमोस 4:7, आमोस 4:9, आमोस 4:10, आमोस 4:11, आमोस 4:11 (#2), आमोस 4:12, आमोस 4:13, आमोस 5:1–2, आमोस 5:4, आमोस 5:9, आमोस 5:10, आमोस 5:11, आमोस 5:13, आमोस 5:14, आमोस 5:16–17, आमोस 5:20, आमोस 5:21, आमोस 5:24, आमोस 5:26, आमोस 5:27, आमोस 6:1, आमोस 6:5–6, आमोस 6:6, आमोस 6:7, आमोस 6:8, आमोस 6:11, आमोस 6:12, आमोस 6:14, आमोस 6:14 (#2), आमोस 7:1, आमोस 7:2–3, आमोस 7:4, आमोस 7:5–6, आमोस 7:7, आमोस 7:8, आमोस 7:9, आमोस 7:10, आमोस 7:11, आमोस 7:12, आमोस 7:14–15, आमोस 7:17, आमोस 7:17 (#2), आमोस 8:1–2, आमोस 8:2, आमोस 8:4, आमोस 8:5–6, आमोस 8:7, आमोस 8:9, आमोस 8:10, आमोस 8:11, आमोस 8:13, आमोस 8:14, आमोस 9:1, आमोस 9:3, आमोस 9:4, आमोस 9:5, आमोस 9:7, आमोस 9:7 (#2), आमोस 9:8, आमोस 9:10, आमोस 9:11, आमोस 9:13, आमोस 9:14, आमोस 9:15</w:t>
       </w:r>
       <w:r>
         <w:rPr>

--- a/hin/docx/30.content.docx
+++ b/hin/docx/30.content.docx
@@ -123,19 +123,6 @@
           <w:lang w:val="hi_IN" w:bidi="hi_IN"/>
         </w:rPr>
         <w:t>AMO</w:t>
-      </w:r>
-      <w:r>
-        <w:rPr>
-          <w:lang w:val="hi_IN" w:bidi="hi_IN"/>
-        </w:rPr>
-      </w:r>
-    </w:p>
-    <w:p>
-      <w:pPr/>
-      <w:r>
-        <w:rPr>
-          <w:lang w:val="hi_IN" w:bidi="hi_IN"/>
-        </w:rPr>
       </w:r>
       <w:r>
         <w:rPr>

--- a/hin/docx/30.content.docx
+++ b/hin/docx/30.content.docx
@@ -19,7 +19,7 @@
         <w:rPr>
           <w:lang w:val="hi_IN" w:bidi="hi_IN"/>
         </w:rPr>
-        <w:t>Resource: अनुवाद प्रश्न (unfoldingWord)</w:t>
+        <w:t>Resource: unfoldingWord® Translation Questions</w:t>
       </w:r>
       <w:r>
         <w:rPr>
@@ -85,7 +85,7 @@
         <w:rPr>
           <w:lang w:val="hi_IN" w:bidi="hi_IN"/>
         </w:rPr>
-        <w:t>अनुवाद प्रश्न (unfoldingWord)</w:t>
+        <w:t>unfoldingWord® Translation Questions</w:t>
       </w:r>
     </w:p>
     <w:p>
